--- a/docs/trilog_spec_v13.docx
+++ b/docs/trilog_spec_v13.docx
@@ -21123,14 +21123,6 @@
                 <w:szCs w:val="20"/>
               </w:rPr>
               <w:t>上傳完賽證書，觸發公證流程，verification_status 更</w:t>
-            </w:r>
-            <w:r>
-              <w:rPr>
-                <w:rFonts w:eastAsia="Arial"/>
-                <w:color w:val="333333"/>
-                <w:sz w:val="20"/>
-                <w:szCs w:val="20"/>
-              </w:rPr>
               <w:lastRenderedPageBreak/>
               <w:t>新為 pending</w:t>
             </w:r>
@@ -28363,14 +28355,6 @@
                 <w:szCs w:val="20"/>
               </w:rPr>
               <w:t xml:space="preserve">接力排行榜，支援 </w:t>
-            </w:r>
-            <w:r>
-              <w:rPr>
-                <w:rFonts w:eastAsia="Arial"/>
-                <w:color w:val="333333"/>
-                <w:sz w:val="20"/>
-                <w:szCs w:val="20"/>
-              </w:rPr>
               <w:lastRenderedPageBreak/>
               <w:t>distance / gender_category / race_id 篩選</w:t>
             </w:r>
@@ -29439,6 +29423,95 @@
         </w:rPr>
         <w:t>私人成績不受此限制，可在未填寫 Profile 的狀態下儲存私人成績</w:t>
       </w:r>
+    </w:p>
+    <w:p>
+      <w:pPr>
+        <w:spacing w:after="120"/>
+      </w:pPr>
+    </w:p>
+    <w:p>
+      <w:pPr>
+        <w:spacing w:before="80" w:after="60"/>
+        <w:rPr>
+          <w:ins w:id="5001" w:author="Claude" w:date="2026-06-04T00:00:00Z"/>
+        </w:rPr>
+      </w:pPr>
+      <w:ins w:id="5002" w:author="Claude" w:date="2026-06-04T00:00:00Z">
+        <w:r>
+          <w:rPr>
+            <w:rFonts w:eastAsia="Arial"/>
+            <w:b/>
+            <w:color w:val="1A5C2A"/>
+          </w:rPr>
+          <w:t>實作說明（2026-06-04）</w:t>
+        </w:r>
+      </w:ins>
+    </w:p>
+    <w:p>
+      <w:pPr>
+        <w:pStyle w:val="ListParagraph"/>
+        <w:numPr>
+          <w:ilvl w:val="0"/>
+          <w:numId w:val="2"/>
+        </w:numPr>
+        <w:spacing w:before="40" w:after="60"/>
+        <w:rPr>
+          <w:ins w:id="5003" w:author="Claude" w:date="2026-06-04T00:00:00Z"/>
+        </w:rPr>
+      </w:pPr>
+      <w:ins w:id="5004" w:author="Claude" w:date="2026-06-04T00:00:00Z">
+        <w:r>
+          <w:rPr>
+            <w:rFonts w:eastAsia="Arial"/>
+            <w:color w:val="333333"/>
+          </w:rPr>
+          <w:t>僅顯示尚未填寫的欄位，已有資料的欄位不重複詢問（例：gender 已填則只顯示 nickname 欄位）</w:t>
+        </w:r>
+      </w:ins>
+    </w:p>
+    <w:p>
+      <w:pPr>
+        <w:pStyle w:val="ListParagraph"/>
+        <w:numPr>
+          <w:ilvl w:val="0"/>
+          <w:numId w:val="2"/>
+        </w:numPr>
+        <w:spacing w:before="40" w:after="60"/>
+        <w:rPr>
+          <w:ins w:id="5005" w:author="Claude" w:date="2026-06-04T00:00:00Z"/>
+        </w:rPr>
+      </w:pPr>
+      <w:ins w:id="5006" w:author="Claude" w:date="2026-06-04T00:00:00Z">
+        <w:r>
+          <w:rPr>
+            <w:rFonts w:eastAsia="Arial"/>
+            <w:color w:val="333333"/>
+          </w:rPr>
+          <w:t xml:space="preserve">公開 / 私人 checkbox 即時切換補充區塊顯示狀態（React state 驅動，無需重新載入）</w:t>
+        </w:r>
+      </w:ins>
+    </w:p>
+    <w:p>
+      <w:pPr>
+        <w:pStyle w:val="ListParagraph"/>
+        <w:numPr>
+          <w:ilvl w:val="0"/>
+          <w:numId w:val="2"/>
+        </w:numPr>
+        <w:spacing w:before="40" w:after="60"/>
+        <w:rPr>
+          <w:ins w:id="5007" w:author="Claude" w:date="2026-06-04T00:00:00Z"/>
+        </w:rPr>
+      </w:pPr>
+      <w:ins w:id="5008" w:author="Claude" w:date="2026-06-04T00:00:00Z">
+        <w:r>
+          <w:rPr>
+            <w:rFonts w:eastAsia="Arial"/>
+            <w:color w:val="333333"/>
+          </w:rPr>
+          <w:t xml:space="preserve">createResult server action 在插入成績前先更新 athletes 表，再二次驗證完整性，不完整則阻擋提交並回傳錯誤</w:t>
+        </w:r>
+      </w:ins>
     </w:p>
     <w:p>
       <w:pPr>
@@ -30372,6 +30445,90 @@
     </w:p>
     <w:p>
       <w:pPr>
+        <w:spacing w:before="80" w:after="60"/>
+        <w:rPr>
+          <w:ins w:id="5010" w:author="Claude" w:date="2026-06-04T00:00:00Z"/>
+        </w:rPr>
+      </w:pPr>
+      <w:ins w:id="5011" w:author="Claude" w:date="2026-06-04T00:00:00Z">
+        <w:r>
+          <w:rPr>
+            <w:rFonts w:eastAsia="Arial"/>
+            <w:b/>
+            <w:color w:val="1A5C2A"/>
+          </w:rPr>
+          <w:t>實作說明（2026-06-04）</w:t>
+        </w:r>
+      </w:ins>
+    </w:p>
+    <w:p>
+      <w:pPr>
+        <w:pStyle w:val="ListParagraph"/>
+        <w:numPr>
+          <w:ilvl w:val="0"/>
+          <w:numId w:val="2"/>
+        </w:numPr>
+        <w:spacing w:before="40" w:after="60"/>
+        <w:rPr>
+          <w:ins w:id="5012" w:author="Claude" w:date="2026-06-04T00:00:00Z"/>
+        </w:rPr>
+      </w:pPr>
+      <w:ins w:id="5013" w:author="Claude" w:date="2026-06-04T00:00:00Z">
+        <w:r>
+          <w:rPr>
+            <w:rFonts w:eastAsia="Arial"/>
+            <w:color w:val="333333"/>
+          </w:rPr>
+          <w:t xml:space="preserve">UI 入口：「我的紀錄」（/records）頁面，僅對 source_credibility = ‘official’ 且 claim_status = ‘claimed’ 的成績顯示「解除關聯」按鈕（UnlinkButton 元件）</w:t>
+        </w:r>
+      </w:ins>
+    </w:p>
+    <w:p>
+      <w:pPr>
+        <w:pStyle w:val="ListParagraph"/>
+        <w:numPr>
+          <w:ilvl w:val="0"/>
+          <w:numId w:val="2"/>
+        </w:numPr>
+        <w:spacing w:before="40" w:after="60"/>
+        <w:rPr>
+          <w:ins w:id="5014" w:author="Claude" w:date="2026-06-04T00:00:00Z"/>
+        </w:rPr>
+      </w:pPr>
+      <w:ins w:id="5015" w:author="Claude" w:date="2026-06-04T00:00:00Z">
+        <w:r>
+          <w:rPr>
+            <w:rFonts w:eastAsia="Arial"/>
+            <w:color w:val="333333"/>
+          </w:rPr>
+          <w:t xml:space="preserve">需二次確認後才執行，呼叫 unlink_result() DB Function，athlete_id 設為 null，claim_status 更新為 ‘unlinked’</w:t>
+        </w:r>
+      </w:ins>
+    </w:p>
+    <w:p>
+      <w:pPr>
+        <w:pStyle w:val="ListParagraph"/>
+        <w:numPr>
+          <w:ilvl w:val="0"/>
+          <w:numId w:val="2"/>
+        </w:numPr>
+        <w:spacing w:before="40" w:after="60"/>
+        <w:rPr>
+          <w:ins w:id="5016" w:author="Claude" w:date="2026-06-04T00:00:00Z"/>
+        </w:rPr>
+      </w:pPr>
+      <w:ins w:id="5017" w:author="Claude" w:date="2026-06-04T00:00:00Z">
+        <w:r>
+          <w:rPr>
+            <w:rFonts w:eastAsia="Arial"/>
+            <w:color w:val="333333"/>
+          </w:rPr>
+          <w:t xml:space="preserve">自填成績（self_reported）顯示「編輯」「刪除」按鈕；官方成績（official）+ 已公證成績（certificate）不顯示編輯刪除，避免覆蓋有公信力的資料</w:t>
+        </w:r>
+      </w:ins>
+    </w:p>
+    <w:p>
+      <w:pPr>
         <w:spacing w:after="240"/>
       </w:pPr>
     </w:p>
@@ -43221,6 +43378,84 @@
     </w:sectPr>
   </w:body>
 </w:document>
+</file>
+
+<file path=word/comments.xml><?xml version="1.0" encoding="utf-8"?>
+<w:comments xmlns:cx="http://schemas.microsoft.com/office/drawing/2014/chartex" xmlns:cx1="http://schemas.microsoft.com/office/drawing/2015/9/8/chartex" xmlns:cx2="http://schemas.microsoft.com/office/drawing/2015/10/21/chartex" xmlns:cx3="http://schemas.microsoft.com/office/drawing/2016/5/9/chartex" xmlns:cx4="http://schemas.microsoft.com/office/drawing/2016/5/10/chartex" xmlns:cx5="http://schemas.microsoft.com/office/drawing/2016/5/11/chartex" xmlns:cx6="http://schemas.microsoft.com/office/drawing/2016/5/12/chartex" xmlns:cx7="http://schemas.microsoft.com/office/drawing/2016/5/13/chartex" xmlns:cx8="http://schemas.microsoft.com/office/drawing/2016/5/14/chartex" xmlns:mc="http://schemas.openxmlformats.org/markup-compatibility/2006" xmlns:aink="http://schemas.microsoft.com/office/drawing/2016/ink" xmlns:am3d="http://schemas.microsoft.com/office/drawing/2017/model3d" xmlns:o="urn:schemas-microsoft-com:office:office" xmlns:r="http://schemas.openxmlformats.org/officeDocument/2006/relationships" xmlns:m="http://schemas.openxmlformats.org/officeDocument/2006/math" xmlns:v="urn:schemas-microsoft-com:vml" xmlns:wp14="http://schemas.microsoft.com/office/word/2010/wordprocessingDrawing" xmlns:wp="http://schemas.openxmlformats.org/drawingml/2006/wordprocessingDrawing" xmlns:w10="urn:schemas-microsoft-com:office:word" xmlns:w="http://schemas.openxmlformats.org/wordprocessingml/2006/main" xmlns:w14="http://schemas.microsoft.com/office/word/2010/wordml" xmlns:w15="http://schemas.microsoft.com/office/word/2012/wordml" xmlns:w16cex="http://schemas.microsoft.com/office/word/2018/wordml/cex" xmlns:w16cid="http://schemas.microsoft.com/office/word/2016/wordml/cid" xmlns:w16="http://schemas.microsoft.com/office/word/2018/wordml" xmlns:w16sdtdh="http://schemas.microsoft.com/office/word/2020/wordml/sdtdatahash" xmlns:w16se="http://schemas.microsoft.com/office/word/2015/wordml/symex" xmlns:wpg="http://schemas.microsoft.com/office/word/2010/wordprocessingGroup" xmlns:wpi="http://schemas.microsoft.com/office/word/2010/wordprocessingInk" xmlns:wne="http://schemas.microsoft.com/office/word/2006/wordml" xmlns:wps="http://schemas.microsoft.com/office/word/2010/wordprocessingShape"/>
+</file>
+
+<file path=word/endnotes.xml><?xml version="1.0" encoding="utf-8"?>
+<w:endnotes xmlns:wpc="http://schemas.microsoft.com/office/word/2010/wordprocessingCanvas" xmlns:mc="http://schemas.openxmlformats.org/markup-compatibility/2006" xmlns:o="urn:schemas-microsoft-com:office:office" xmlns:r="http://schemas.openxmlformats.org/officeDocument/2006/relationships" xmlns:m="http://schemas.openxmlformats.org/officeDocument/2006/math" xmlns:v="urn:schemas-microsoft-com:vml" xmlns:wp14="http://schemas.microsoft.com/office/word/2010/wordprocessingDrawing" xmlns:wp="http://schemas.openxmlformats.org/drawingml/2006/wordprocessingDrawing" xmlns:w10="urn:schemas-microsoft-com:office:word" xmlns:w="http://schemas.openxmlformats.org/wordprocessingml/2006/main" xmlns:w14="http://schemas.microsoft.com/office/word/2010/wordml" xmlns:w15="http://schemas.microsoft.com/office/word/2012/wordml" xmlns:wpg="http://schemas.microsoft.com/office/word/2010/wordprocessingGroup" xmlns:wpi="http://schemas.microsoft.com/office/word/2010/wordprocessingInk" xmlns:wne="http://schemas.microsoft.com/office/word/2006/wordml" xmlns:wps="http://schemas.microsoft.com/office/word/2010/wordprocessingShape" mc:Ignorable="w14 w15 wp14">
+  <w:endnote w:type="separator" w:id="-1">
+    <w:p>
+      <w:pPr>
+        <w:spacing w:after="0" w:line="240" w:lineRule="auto"/>
+      </w:pPr>
+      <w:r>
+        <w:rPr>
+          <w:rStyle w:val="EndnoteReference"/>
+        </w:rPr>
+        <w:endnoteRef/>
+      </w:r>
+      <w:r>
+        <w:separator/>
+      </w:r>
+    </w:p>
+  </w:endnote>
+  <w:endnote w:type="continuationSeparator" w:id="0">
+    <w:p>
+      <w:pPr>
+        <w:spacing w:after="0" w:line="240" w:lineRule="auto"/>
+      </w:pPr>
+      <w:r>
+        <w:rPr>
+          <w:rStyle w:val="EndnoteReference"/>
+        </w:rPr>
+        <w:endnoteRef/>
+      </w:r>
+      <w:r>
+        <w:continuationSeparator/>
+      </w:r>
+    </w:p>
+  </w:endnote>
+</w:endnotes>
+</file>
+
+<file path=word/footnotes.xml><?xml version="1.0" encoding="utf-8"?>
+<w:footnotes xmlns:wpc="http://schemas.microsoft.com/office/word/2010/wordprocessingCanvas" xmlns:mc="http://schemas.openxmlformats.org/markup-compatibility/2006" xmlns:o="urn:schemas-microsoft-com:office:office" xmlns:r="http://schemas.openxmlformats.org/officeDocument/2006/relationships" xmlns:m="http://schemas.openxmlformats.org/officeDocument/2006/math" xmlns:v="urn:schemas-microsoft-com:vml" xmlns:wp14="http://schemas.microsoft.com/office/word/2010/wordprocessingDrawing" xmlns:wp="http://schemas.openxmlformats.org/drawingml/2006/wordprocessingDrawing" xmlns:w10="urn:schemas-microsoft-com:office:word" xmlns:w="http://schemas.openxmlformats.org/wordprocessingml/2006/main" xmlns:w14="http://schemas.microsoft.com/office/word/2010/wordml" xmlns:w15="http://schemas.microsoft.com/office/word/2012/wordml" xmlns:wpg="http://schemas.microsoft.com/office/word/2010/wordprocessingGroup" xmlns:wpi="http://schemas.microsoft.com/office/word/2010/wordprocessingInk" xmlns:wne="http://schemas.microsoft.com/office/word/2006/wordml" xmlns:wps="http://schemas.microsoft.com/office/word/2010/wordprocessingShape" mc:Ignorable="w14 w15 wp14">
+  <w:footnote w:type="separator" w:id="-1">
+    <w:p>
+      <w:pPr>
+        <w:spacing w:after="0" w:line="240" w:lineRule="auto"/>
+      </w:pPr>
+      <w:r>
+        <w:rPr>
+          <w:rStyle w:val="FootnoteReference"/>
+        </w:rPr>
+        <w:footnoteRef/>
+      </w:r>
+      <w:r>
+        <w:separator/>
+      </w:r>
+    </w:p>
+  </w:footnote>
+  <w:footnote w:type="continuationSeparator" w:id="0">
+    <w:p>
+      <w:pPr>
+        <w:spacing w:after="0" w:line="240" w:lineRule="auto"/>
+      </w:pPr>
+      <w:r>
+        <w:rPr>
+          <w:rStyle w:val="FootnoteReference"/>
+        </w:rPr>
+        <w:footnoteRef/>
+      </w:r>
+      <w:r>
+        <w:continuationSeparator/>
+      </w:r>
+    </w:p>
+  </w:footnote>
+</w:footnotes>
 </file>
 
 <file path=word/numbering.xml><?xml version="1.0" encoding="utf-8"?>

--- a/docs/trilog_spec_v13.docx
+++ b/docs/trilog_spec_v13.docx
@@ -43354,6 +43354,585 @@
           <w:bottom w:val="single" w:sz="4" w:space="0" w:color="DDDDDD"/>
         </w:pBdr>
         <w:spacing w:before="160" w:after="160"/>
+      </w:pPr>
+    </w:p>
+    <w:p>
+      <w:pPr>
+        <w:pStyle w:val="Heading1"/>
+      </w:pPr>
+      <w:r>
+        <w:rPr>
+          <w:color w:val="1A1A1A"/>
+        </w:rPr>
+        <w:t>25. 接力功能實作細節（2026-06-04）</w:t>
+      </w:r>
+    </w:p>
+    <w:p>
+      <w:pPr>
+        <w:pStyle w:val="Heading2"/>
+      </w:pPr>
+      <w:r>
+        <w:rPr>
+          <w:color w:val="2E4A7A"/>
+        </w:rPr>
+        <w:t>25.1 資料庫變更</w:t>
+      </w:r>
+    </w:p>
+    <w:p>
+      <w:pPr>
+        <w:pStyle w:val="ListParagraph"/>
+        <w:numPr>
+          <w:ilvl w:val="0"/>
+          <w:numId w:val="2"/>
+        </w:numPr>
+        <w:spacing w:before="40" w:after="60"/>
+      </w:pPr>
+      <w:r>
+        <w:rPr>
+          <w:rFonts w:eastAsia="Arial"/>
+          <w:color w:val="333333"/>
+        </w:rPr>
+        <w:t>新增 migration 20260604000005：results_relay_insert RLS policy</w:t>
+      </w:r>
+    </w:p>
+    <w:p>
+      <w:pPr>
+        <w:pStyle w:val="ListParagraph"/>
+        <w:numPr>
+          <w:ilvl w:val="0"/>
+          <w:numId w:val="2"/>
+        </w:numPr>
+        <w:spacing w:before="40" w:after="60"/>
+      </w:pPr>
+      <w:r>
+        <w:rPr>
+          <w:rFonts w:eastAsia="Arial"/>
+          <w:color w:val="333333"/>
+        </w:rPr>
+        <w:t xml:space="preserve">允許登入用戶建立 result_type=‘relay’ 且 athlete_id IS NULL 的成績</w:t>
+      </w:r>
+    </w:p>
+    <w:p>
+      <w:pPr>
+        <w:pStyle w:val="ListParagraph"/>
+        <w:numPr>
+          <w:ilvl w:val="0"/>
+          <w:numId w:val="2"/>
+        </w:numPr>
+        <w:spacing w:before="40" w:after="60"/>
+      </w:pPr>
+      <w:r>
+        <w:rPr>
+          <w:rFonts w:eastAsia="Arial"/>
+          <w:color w:val="333333"/>
+        </w:rPr>
+        <w:t xml:space="preserve">原有 results_athlete_insert policy 限制 result_type=‘solo’，無法涵蓋 relay</w:t>
+      </w:r>
+    </w:p>
+    <w:p>
+      <w:pPr>
+        <w:pStyle w:val="Heading2"/>
+      </w:pPr>
+      <w:r>
+        <w:rPr>
+          <w:color w:val="2E4A7A"/>
+        </w:rPr>
+        <w:t>25.2 API 端點（已實作）</w:t>
+      </w:r>
+    </w:p>
+    <w:p>
+      <w:pPr>
+        <w:pStyle w:val="ListParagraph"/>
+        <w:numPr>
+          <w:ilvl w:val="0"/>
+          <w:numId w:val="2"/>
+        </w:numPr>
+        <w:spacing w:before="40" w:after="60"/>
+      </w:pPr>
+      <w:r>
+        <w:rPr>
+          <w:rFonts w:eastAsia="Arial"/>
+          <w:color w:val="333333"/>
+        </w:rPr>
+        <w:t>POST /api/results/relay：新增接力成績，建立 RESULT → TEAM → TEAM_MEMBER</w:t>
+      </w:r>
+    </w:p>
+    <w:p>
+      <w:pPr>
+        <w:pStyle w:val="ListParagraph"/>
+        <w:numPr>
+          <w:ilvl w:val="0"/>
+          <w:numId w:val="2"/>
+        </w:numPr>
+        <w:spacing w:before="40" w:after="60"/>
+      </w:pPr>
+      <w:r>
+        <w:rPr>
+          <w:rFonts w:eastAsia="Arial"/>
+          <w:color w:val="333333"/>
+        </w:rPr>
+        <w:t>GET /api/teams/:id：取得隊伍詳細資料（含成員、分項時間、換區時間）</w:t>
+      </w:r>
+    </w:p>
+    <w:p>
+      <w:pPr>
+        <w:pStyle w:val="ListParagraph"/>
+        <w:numPr>
+          <w:ilvl w:val="0"/>
+          <w:numId w:val="2"/>
+        </w:numPr>
+        <w:spacing w:before="40" w:after="60"/>
+      </w:pPr>
+      <w:r>
+        <w:rPr>
+          <w:rFonts w:eastAsia="Arial"/>
+          <w:color w:val="333333"/>
+        </w:rPr>
+        <w:t xml:space="preserve">POST /api/teams/:id/members/:memberId/claim：成員認領，claim_status → pending</w:t>
+      </w:r>
+    </w:p>
+    <w:p>
+      <w:pPr>
+        <w:pStyle w:val="ListParagraph"/>
+        <w:numPr>
+          <w:ilvl w:val="0"/>
+          <w:numId w:val="2"/>
+        </w:numPr>
+        <w:spacing w:before="40" w:after="60"/>
+      </w:pPr>
+      <w:r>
+        <w:rPr>
+          <w:rFonts w:eastAsia="Arial"/>
+          <w:color w:val="333333"/>
+        </w:rPr>
+        <w:t>GET /api/leaderboard/relay：接力排行榜，支援 distance / gender_category / race_id 篩選</w:t>
+      </w:r>
+    </w:p>
+    <w:p>
+      <w:pPr>
+        <w:pStyle w:val="Heading2"/>
+      </w:pPr>
+      <w:r>
+        <w:rPr>
+          <w:color w:val="2E4A7A"/>
+        </w:rPr>
+        <w:t>25.3 UI 頁面</w:t>
+      </w:r>
+    </w:p>
+    <w:p>
+      <w:pPr>
+        <w:pStyle w:val="ListParagraph"/>
+        <w:numPr>
+          <w:ilvl w:val="0"/>
+          <w:numId w:val="2"/>
+        </w:numPr>
+        <w:spacing w:before="40" w:after="60"/>
+      </w:pPr>
+      <w:r>
+        <w:rPr>
+          <w:rFonts w:eastAsia="Arial"/>
+          <w:color w:val="333333"/>
+        </w:rPr>
+        <w:t>/relay：接力榜，距離分頁 + 組別/賽事篩選，RelayLeaderboard Client Component</w:t>
+      </w:r>
+    </w:p>
+    <w:p>
+      <w:pPr>
+        <w:pStyle w:val="ListParagraph"/>
+        <w:numPr>
+          <w:ilvl w:val="0"/>
+          <w:numId w:val="2"/>
+        </w:numPr>
+        <w:spacing w:before="40" w:after="60"/>
+      </w:pPr>
+      <w:r>
+        <w:rPr>
+          <w:rFonts w:eastAsia="Arial"/>
+          <w:color w:val="333333"/>
+        </w:rPr>
+        <w:t>/teams/[id]：隊伍詳情頁，顯示完賽時間、T1/T2、成員列表（含分項 icon、個人時間、認領狀態）</w:t>
+      </w:r>
+    </w:p>
+    <w:p>
+      <w:pPr>
+        <w:pStyle w:val="ListParagraph"/>
+        <w:numPr>
+          <w:ilvl w:val="0"/>
+          <w:numId w:val="2"/>
+        </w:numPr>
+        <w:spacing w:before="40" w:after="60"/>
+      </w:pPr>
+      <w:r>
+        <w:rPr>
+          <w:rFonts w:eastAsia="Arial"/>
+          <w:color w:val="333333"/>
+        </w:rPr>
+        <w:t>/records/relay/new：新增接力成績表單，最多 3 位成員，可勾選「這是我」自動認領</w:t>
+      </w:r>
+    </w:p>
+    <w:p>
+      <w:pPr>
+        <w:pStyle w:val="ListParagraph"/>
+        <w:numPr>
+          <w:ilvl w:val="0"/>
+          <w:numId w:val="2"/>
+        </w:numPr>
+        <w:spacing w:before="40" w:after="60"/>
+      </w:pPr>
+      <w:r>
+        <w:rPr>
+          <w:rFonts w:eastAsia="Arial"/>
+          <w:color w:val="333333"/>
+        </w:rPr>
+        <w:t>/records：新增接力成績區塊，資料來源為 team_members WHERE athlete_id = me，點擊進入 /teams/[id]</w:t>
+      </w:r>
+    </w:p>
+    <w:p>
+      <w:pPr>
+        <w:pStyle w:val="Heading2"/>
+      </w:pPr>
+      <w:r>
+        <w:rPr>
+          <w:color w:val="2E4A7A"/>
+        </w:rPr>
+        <w:t>25.4 共用元件：DisciplineIcon</w:t>
+      </w:r>
+    </w:p>
+    <w:p>
+      <w:pPr>
+        <w:spacing w:before="80" w:after="120"/>
+      </w:pPr>
+      <w:r>
+        <w:rPr>
+          <w:rFonts w:eastAsia="Arial"/>
+          <w:color w:val="333333"/>
+        </w:rPr>
+        <w:t xml:space="preserve">路徑：src/components/ui/DisciplineIcon.tsx　　Props：discipline (“swim” | “bike” | “run”)，可選 className 覆寫尺寸/顏色</w:t>
+      </w:r>
+    </w:p>
+    <w:p>
+      <w:pPr>
+        <w:spacing w:before="80" w:after="120"/>
+      </w:pPr>
+      <w:r>
+        <w:rPr>
+          <w:rFonts w:eastAsia="Arial"/>
+          <w:color w:val="333333"/>
+        </w:rPr>
+        <w:t>設計：viewBox 0 0 24 24，線條風格（stroke），顏色由 currentColor 控制，可在任何背景使用</w:t>
+      </w:r>
+    </w:p>
+    <w:p>
+      <w:pPr>
+        <w:pStyle w:val="ListParagraph"/>
+        <w:numPr>
+          <w:ilvl w:val="0"/>
+          <w:numId w:val="2"/>
+        </w:numPr>
+        <w:spacing w:before="40" w:after="60"/>
+      </w:pPr>
+      <w:r>
+        <w:rPr>
+          <w:rFonts w:eastAsia="Arial"/>
+          <w:color w:val="4EA1FF"/>
+        </w:rPr>
+        <w:t xml:space="preserve">swim </w:t>
+      </w:r>
+      <w:r>
+        <w:rPr>
+          <w:rFonts w:eastAsia="Arial"/>
+          <w:color w:val="333333"/>
+        </w:rPr>
+        <w:t>預設 text-swim（#4ea1ff）：頭 + 划水手臂 + 雙水波</w:t>
+      </w:r>
+    </w:p>
+    <w:p>
+      <w:pPr>
+        <w:pStyle w:val="ListParagraph"/>
+        <w:numPr>
+          <w:ilvl w:val="0"/>
+          <w:numId w:val="2"/>
+        </w:numPr>
+        <w:spacing w:before="40" w:after="60"/>
+      </w:pPr>
+      <w:r>
+        <w:rPr>
+          <w:rFonts w:eastAsia="Arial"/>
+          <w:color w:val="66C6BE"/>
+        </w:rPr>
+        <w:t xml:space="preserve">bike </w:t>
+      </w:r>
+      <w:r>
+        <w:rPr>
+          <w:rFonts w:eastAsia="Arial"/>
+          <w:color w:val="333333"/>
+        </w:rPr>
+        <w:t>預設 text-bike（#66c6be）：雙輪車架 + 騎士頭</w:t>
+      </w:r>
+    </w:p>
+    <w:p>
+      <w:pPr>
+        <w:pStyle w:val="ListParagraph"/>
+        <w:numPr>
+          <w:ilvl w:val="0"/>
+          <w:numId w:val="2"/>
+        </w:numPr>
+        <w:spacing w:before="40" w:after="60"/>
+      </w:pPr>
+      <w:r>
+        <w:rPr>
+          <w:rFonts w:eastAsia="Arial"/>
+          <w:color w:val="FF685E"/>
+        </w:rPr>
+        <w:t xml:space="preserve">run </w:t>
+      </w:r>
+      <w:r>
+        <w:rPr>
+          <w:rFonts w:eastAsia="Arial"/>
+          <w:color w:val="333333"/>
+        </w:rPr>
+        <w:t>預設 text-run（#ff685e）：奔跑人形（頭 + 四肢）</w:t>
+      </w:r>
+    </w:p>
+    <w:p>
+      <w:pPr>
+        <w:pStyle w:val="Heading1"/>
+      </w:pPr>
+      <w:r>
+        <w:rPr>
+          <w:color w:val="1A1A1A"/>
+        </w:rPr>
+        <w:t>26. 認領邏輯修訂（2026-06-04）</w:t>
+      </w:r>
+    </w:p>
+    <w:p>
+      <w:pPr>
+        <w:pStyle w:val="Heading2"/>
+      </w:pPr>
+      <w:r>
+        <w:rPr>
+          <w:color w:val="2E4A7A"/>
+        </w:rPr>
+        <w:t>26.1 姓名比對機制</w:t>
+      </w:r>
+    </w:p>
+    <w:p>
+      <w:pPr>
+        <w:spacing w:before="80" w:after="120"/>
+      </w:pPr>
+      <w:r>
+        <w:rPr>
+          <w:rFonts w:eastAsia="Arial"/>
+          <w:color w:val="333333"/>
+        </w:rPr>
+        <w:t>認領按鈕（ClaimButton）僅在 athlete_name_snapshot 與登入者 nickname 正規化相符時顯示。</w:t>
+      </w:r>
+    </w:p>
+    <w:p>
+      <w:pPr>
+        <w:spacing w:before="40" w:after="80"/>
+      </w:pPr>
+      <w:r>
+        <w:rPr>
+          <w:rFonts w:eastAsia="Arial"/>
+          <w:color w:val="333333"/>
+        </w:rPr>
+        <w:t xml:space="preserve">正規化邏輯：</w:t>
+      </w:r>
+      <w:r>
+        <w:rPr>
+          <w:rFonts w:ascii="Courier New" w:hAnsi="Courier New" w:eastAsia="Courier New"/>
+          <w:color w:val="555555"/>
+        </w:rPr>
+        <w:t>trim().toLowerCase().replace(/\s+/g, ‘’)</w:t>
+      </w:r>
+    </w:p>
+    <w:p>
+      <w:pPr>
+        <w:pStyle w:val="ListParagraph"/>
+        <w:numPr>
+          <w:ilvl w:val="0"/>
+          <w:numId w:val="2"/>
+        </w:numPr>
+        <w:spacing w:before="40" w:after="60"/>
+      </w:pPr>
+      <w:r>
+        <w:rPr>
+          <w:rFonts w:eastAsia="Arial"/>
+          <w:color w:val="333333"/>
+        </w:rPr>
+        <w:t>適用範圍：/unclaimed 頁面、/results/[id] 詳情頁、/teams/[id] 接力成員認領</w:t>
+      </w:r>
+    </w:p>
+    <w:p>
+      <w:pPr>
+        <w:pStyle w:val="ListParagraph"/>
+        <w:numPr>
+          <w:ilvl w:val="0"/>
+          <w:numId w:val="2"/>
+        </w:numPr>
+        <w:spacing w:before="40" w:after="60"/>
+      </w:pPr>
+      <w:r>
+        <w:rPr>
+          <w:rFonts w:eastAsia="Arial"/>
+          <w:color w:val="333333"/>
+        </w:rPr>
+        <w:t>未設定 nickname 的用戶無法看到任何認領按鈕</w:t>
+      </w:r>
+    </w:p>
+    <w:p>
+      <w:pPr>
+        <w:pStyle w:val="Heading2"/>
+      </w:pPr>
+      <w:r>
+        <w:rPr>
+          <w:color w:val="2E4A7A"/>
+        </w:rPr>
+        <w:t>26.2 ClaimButton 實作規則</w:t>
+      </w:r>
+    </w:p>
+    <w:p>
+      <w:pPr>
+        <w:pStyle w:val="ListParagraph"/>
+        <w:numPr>
+          <w:ilvl w:val="0"/>
+          <w:numId w:val="2"/>
+        </w:numPr>
+        <w:spacing w:before="40" w:after="60"/>
+      </w:pPr>
+      <w:r>
+        <w:rPr>
+          <w:rFonts w:eastAsia="Arial"/>
+          <w:color w:val="333333"/>
+        </w:rPr>
+        <w:t xml:space="preserve">visible prop（boolean，預設 true）控制是否顯示認領按鈕</w:t>
+      </w:r>
+    </w:p>
+    <w:p>
+      <w:pPr>
+        <w:pStyle w:val="ListParagraph"/>
+        <w:numPr>
+          <w:ilvl w:val="0"/>
+          <w:numId w:val="2"/>
+        </w:numPr>
+        <w:spacing w:before="40" w:after="60"/>
+      </w:pPr>
+      <w:r>
+        <w:rPr>
+          <w:rFonts w:eastAsia="Arial"/>
+          <w:color w:val="333333"/>
+        </w:rPr>
+        <w:t xml:space="preserve">if (!visible) return null 必須放在 useActionState hook 之後（React Rules of Hooks）</w:t>
+      </w:r>
+    </w:p>
+    <w:p>
+      <w:pPr>
+        <w:pStyle w:val="ListParagraph"/>
+        <w:numPr>
+          <w:ilvl w:val="0"/>
+          <w:numId w:val="2"/>
+        </w:numPr>
+        <w:spacing w:before="40" w:after="60"/>
+      </w:pPr>
+      <w:r>
+        <w:rPr>
+          <w:rFonts w:eastAsia="Arial"/>
+          <w:color w:val="333333"/>
+        </w:rPr>
+        <w:t>Server Component 取 profile.nickname 計算 visible 值後傳入 Client Component</w:t>
+      </w:r>
+    </w:p>
+    <w:p>
+      <w:pPr>
+        <w:pStyle w:val="Heading2"/>
+      </w:pPr>
+      <w:r>
+        <w:rPr>
+          <w:color w:val="2E4A7A"/>
+        </w:rPr>
+        <w:t>26.3 TagButton 渲染順序修訂</w:t>
+      </w:r>
+    </w:p>
+    <w:p>
+      <w:pPr>
+        <w:spacing w:before="80" w:after="120"/>
+      </w:pPr>
+      <w:r>
+        <w:rPr>
+          <w:rFonts w:eastAsia="Arial"/>
+          <w:color w:val="333333"/>
+        </w:rPr>
+        <w:t>問題：原本「已通知」判斷（hasTagged）早於「分享面板」（showShare），導致 revalidatePath 更新 prop 後直接跳到「已通知」，略過分享步驟。</w:t>
+      </w:r>
+    </w:p>
+    <w:p>
+      <w:pPr>
+        <w:spacing w:before="40" w:after="80"/>
+      </w:pPr>
+      <w:r>
+        <w:rPr>
+          <w:rFonts w:eastAsia="Arial"/>
+          <w:color w:val="333333"/>
+          <w:b/>
+        </w:rPr>
+        <w:t>修正後渲染順序：</w:t>
+      </w:r>
+    </w:p>
+    <w:p>
+      <w:pPr>
+        <w:pStyle w:val="ListParagraph"/>
+        <w:numPr>
+          <w:ilvl w:val="0"/>
+          <w:numId w:val="1"/>
+        </w:numPr>
+        <w:spacing w:before="40" w:after="60"/>
+      </w:pPr>
+      <w:r>
+        <w:rPr>
+          <w:rFonts w:eastAsia="Arial"/>
+          <w:color w:val="333333"/>
+        </w:rPr>
+        <w:t xml:space="preserve">分享面板（showShare &amp;&amp; shareText）— 優先，保證分享步驟不被跳過</w:t>
+      </w:r>
+    </w:p>
+    <w:p>
+      <w:pPr>
+        <w:pStyle w:val="ListParagraph"/>
+        <w:numPr>
+          <w:ilvl w:val="0"/>
+          <w:numId w:val="1"/>
+        </w:numPr>
+        <w:spacing w:before="40" w:after="60"/>
+      </w:pPr>
+      <w:r>
+        <w:rPr>
+          <w:rFonts w:eastAsia="Arial"/>
+          <w:color w:val="333333"/>
+        </w:rPr>
+        <w:t xml:space="preserve">已標記（hasTagged）— 分享面板關閉後或重整後，顯示「✓ 已通知 + 撤銷」</w:t>
+      </w:r>
+    </w:p>
+    <w:p>
+      <w:pPr>
+        <w:pStyle w:val="ListParagraph"/>
+        <w:numPr>
+          <w:ilvl w:val="0"/>
+          <w:numId w:val="1"/>
+        </w:numPr>
+        <w:spacing w:before="40" w:after="60"/>
+      </w:pPr>
+      <w:r>
+        <w:rPr>
+          <w:rFonts w:eastAsia="Arial"/>
+          <w:color w:val="333333"/>
+        </w:rPr>
+        <w:t>未登入 → 達上限 → 一般按鈕</w:t>
+      </w:r>
+    </w:p>
+    <w:p>
+      <w:pPr>
+        <w:spacing w:after="240"/>
       </w:pPr>
     </w:p>
     <w:p>
